--- a/thesis_docs/manuscripts/ChpIII v4.docx
+++ b/thesis_docs/manuscripts/ChpIII v4.docx
@@ -86,17 +86,20 @@
           <w:numId w:val="24"/>
         </w:numPr>
         <w:spacing w:after="0" w:line="480" w:lineRule="auto"/>
-      </w:pPr>
-      <w:r>
-        <w:rPr>
-          <w:rFonts w:ascii="Times New Roman" w:hAnsi="Times New Roman"/>
+        <w:rPr>
+          <w:rFonts w:ascii="Times New Roman" w:hAnsi="Times New Roman" w:cs="Times New Roman"/>
+        </w:rPr>
+      </w:pPr>
+      <w:r>
+        <w:rPr>
+          <w:rFonts w:ascii="Times New Roman" w:hAnsi="Times New Roman" w:cs="Times New Roman"/>
           <w:b/>
         </w:rPr>
         <w:t xml:space="preserve">Research Approach: </w:t>
       </w:r>
       <w:r>
         <w:rPr>
-          <w:rFonts w:ascii="Times New Roman" w:hAnsi="Times New Roman"/>
+          <w:rFonts w:ascii="Times New Roman" w:hAnsi="Times New Roman" w:cs="Times New Roman"/>
         </w:rPr>
         <w:t>Establishes the theoretical framework, research variables, hypotheses, experimental design, and the technical apparatus utilized.</w:t>
       </w:r>
@@ -109,17 +112,20 @@
           <w:numId w:val="24"/>
         </w:numPr>
         <w:spacing w:after="0" w:line="480" w:lineRule="auto"/>
-      </w:pPr>
-      <w:r>
-        <w:rPr>
-          <w:rFonts w:ascii="Times New Roman" w:hAnsi="Times New Roman"/>
+        <w:rPr>
+          <w:rFonts w:ascii="Times New Roman" w:hAnsi="Times New Roman" w:cs="Times New Roman"/>
+        </w:rPr>
+      </w:pPr>
+      <w:r>
+        <w:rPr>
+          <w:rFonts w:ascii="Times New Roman" w:hAnsi="Times New Roman" w:cs="Times New Roman"/>
           <w:b/>
         </w:rPr>
         <w:t xml:space="preserve">Sample: </w:t>
       </w:r>
       <w:r>
         <w:rPr>
-          <w:rFonts w:ascii="Times New Roman" w:hAnsi="Times New Roman"/>
+          <w:rFonts w:ascii="Times New Roman" w:hAnsi="Times New Roman" w:cs="Times New Roman"/>
         </w:rPr>
         <w:t>Outlines the multi-tiered macro and micro sampling frameworks used to categorize physical checkpoint environments and terminal architectures.</w:t>
       </w:r>
@@ -132,17 +138,20 @@
           <w:numId w:val="24"/>
         </w:numPr>
         <w:spacing w:after="0" w:line="480" w:lineRule="auto"/>
-      </w:pPr>
-      <w:r>
-        <w:rPr>
-          <w:rFonts w:ascii="Times New Roman" w:hAnsi="Times New Roman"/>
+        <w:rPr>
+          <w:rFonts w:ascii="Times New Roman" w:hAnsi="Times New Roman" w:cs="Times New Roman"/>
+        </w:rPr>
+      </w:pPr>
+      <w:r>
+        <w:rPr>
+          <w:rFonts w:ascii="Times New Roman" w:hAnsi="Times New Roman" w:cs="Times New Roman"/>
           <w:b/>
         </w:rPr>
         <w:t xml:space="preserve">Sources of Data: </w:t>
       </w:r>
       <w:r>
         <w:rPr>
-          <w:rFonts w:ascii="Times New Roman" w:hAnsi="Times New Roman"/>
+          <w:rFonts w:ascii="Times New Roman" w:hAnsi="Times New Roman" w:cs="Times New Roman"/>
         </w:rPr>
         <w:t>Identifies the primary authorized data repositories supplying the longitudinal datasets.</w:t>
       </w:r>
@@ -155,17 +164,20 @@
           <w:numId w:val="24"/>
         </w:numPr>
         <w:spacing w:after="0" w:line="480" w:lineRule="auto"/>
-      </w:pPr>
-      <w:r>
-        <w:rPr>
-          <w:rFonts w:ascii="Times New Roman" w:hAnsi="Times New Roman"/>
+        <w:rPr>
+          <w:rFonts w:ascii="Times New Roman" w:hAnsi="Times New Roman" w:cs="Times New Roman"/>
+        </w:rPr>
+      </w:pPr>
+      <w:r>
+        <w:rPr>
+          <w:rFonts w:ascii="Times New Roman" w:hAnsi="Times New Roman" w:cs="Times New Roman"/>
           <w:b/>
         </w:rPr>
         <w:t xml:space="preserve">Validity: </w:t>
       </w:r>
       <w:r>
         <w:rPr>
-          <w:rFonts w:ascii="Times New Roman" w:hAnsi="Times New Roman"/>
+          <w:rFonts w:ascii="Times New Roman" w:hAnsi="Times New Roman" w:cs="Times New Roman"/>
         </w:rPr>
         <w:t>Addresses and controls internal and construct threats, specifically related to passenger flow bias and screening lane heterogeneity.</w:t>
       </w:r>
@@ -178,17 +190,20 @@
           <w:numId w:val="24"/>
         </w:numPr>
         <w:spacing w:after="0" w:line="480" w:lineRule="auto"/>
-      </w:pPr>
-      <w:r>
-        <w:rPr>
-          <w:rFonts w:ascii="Times New Roman" w:hAnsi="Times New Roman"/>
+        <w:rPr>
+          <w:rFonts w:ascii="Times New Roman" w:hAnsi="Times New Roman" w:cs="Times New Roman"/>
+        </w:rPr>
+      </w:pPr>
+      <w:r>
+        <w:rPr>
+          <w:rFonts w:ascii="Times New Roman" w:hAnsi="Times New Roman" w:cs="Times New Roman"/>
           <w:b/>
         </w:rPr>
         <w:t xml:space="preserve">Treatment of Data: </w:t>
       </w:r>
       <w:r>
         <w:rPr>
-          <w:rFonts w:ascii="Times New Roman" w:hAnsi="Times New Roman"/>
+          <w:rFonts w:ascii="Times New Roman" w:hAnsi="Times New Roman" w:cs="Times New Roman"/>
         </w:rPr>
         <w:t>Details the sequential pipeline used to ingest, clean, standardize, and align the data sources.</w:t>
       </w:r>
@@ -303,16 +318,7 @@
           <w:kern w:val="0"/>
           <w14:ligatures w14:val="none"/>
         </w:rPr>
-        <w:t xml:space="preserve"> </w:t>
-      </w:r>
-      <w:r>
-        <w:rPr>
-          <w:rFonts w:ascii="Times New Roman" w:eastAsia="Times New Roman" w:hAnsi="Times New Roman" w:cs="Times New Roman"/>
-          <w:color w:val="000000" w:themeColor="text1"/>
-          <w:kern w:val="0"/>
-          <w14:ligatures w14:val="none"/>
-        </w:rPr>
-        <w:t xml:space="preserve">The primary objective is a comparison of three </w:t>
+        <w:t xml:space="preserve"> The primary objective is a comparison of three </w:t>
       </w:r>
       <w:r>
         <w:rPr>
@@ -341,7 +347,16 @@
           <w:kern w:val="0"/>
           <w14:ligatures w14:val="none"/>
         </w:rPr>
-        <w:t xml:space="preserve"> deterministic baselines, probabilistic and data-driven models, and hybrid frameworks. Deterministic baselines serve as reference cases based on historical averages and scheduled operations. Probabilistic and data-driven models include methods such as SARIMA, LSTM, and random forest models that are designed to capture temporal variation. Hybrid frameworks combine queueing theory with exogenous operational data to reflect both system structure and observed schedule effects.</w:t>
+        <w:t xml:space="preserve"> deterministic baselines, probabilistic and data-driven models, and hybrid frameworks. Deterministic baselines serve as reference cases based on historical averages and scheduled operations. Probabilistic and data-driven models include methods such as SARIMA, LSTM, and random forest models that are designed to capture temporal variation. Hybrid frameworks combine queueing theory with exogenous operational data to reflect both system structure and observed schedule effects</w:t>
+      </w:r>
+      <w:r>
+        <w:rPr>
+          <w:rFonts w:ascii="Times New Roman" w:eastAsia="Times New Roman" w:hAnsi="Times New Roman" w:cs="Times New Roman"/>
+          <w:color w:val="000000" w:themeColor="text1"/>
+          <w:kern w:val="0"/>
+          <w14:ligatures w14:val="none"/>
+        </w:rPr>
+        <w:t>.</w:t>
       </w:r>
     </w:p>
     <w:p>
@@ -358,7 +373,7 @@
       </w:pPr>
       <w:r>
         <w:rPr>
-          <w:rFonts w:cs="Times New Roman"/>
+          <w:rFonts w:ascii="Times New Roman" w:hAnsi="Times New Roman" w:cs="Times New Roman"/>
           <w:noProof/>
         </w:rPr>
         <w:drawing>
@@ -431,6 +446,57 @@
     </w:p>
     <w:p>
       <w:pPr>
+        <w:spacing w:after="0" w:line="480" w:lineRule="auto"/>
+        <w:ind w:left="720"/>
+        <w:contextualSpacing/>
+        <w:rPr>
+          <w:rFonts w:ascii="Times New Roman" w:eastAsia="Times New Roman" w:hAnsi="Times New Roman" w:cs="Times New Roman"/>
+          <w:color w:val="000000" w:themeColor="text1"/>
+          <w:kern w:val="0"/>
+          <w14:ligatures w14:val="none"/>
+        </w:rPr>
+      </w:pPr>
+      <w:r>
+        <w:rPr>
+          <w:rFonts w:ascii="Times New Roman" w:eastAsia="Times New Roman" w:hAnsi="Times New Roman" w:cs="Times New Roman"/>
+          <w:b/>
+          <w:bCs/>
+          <w:color w:val="000000" w:themeColor="text1"/>
+          <w:kern w:val="0"/>
+          <w14:ligatures w14:val="none"/>
+        </w:rPr>
+        <w:t>Robustness</w:t>
+      </w:r>
+      <w:r>
+        <w:rPr>
+          <w:rFonts w:ascii="Times New Roman" w:eastAsia="Times New Roman" w:hAnsi="Times New Roman" w:cs="Times New Roman"/>
+          <w:color w:val="000000" w:themeColor="text1"/>
+          <w:kern w:val="0"/>
+          <w14:ligatures w14:val="none"/>
+        </w:rPr>
+        <w:t xml:space="preserve">: </w:t>
+      </w:r>
+      <w:r>
+        <w:rPr>
+          <w:rFonts w:ascii="Times New Roman" w:eastAsia="Times New Roman" w:hAnsi="Times New Roman" w:cs="Times New Roman"/>
+          <w:color w:val="000000" w:themeColor="text1"/>
+          <w:kern w:val="0"/>
+          <w14:ligatures w14:val="none"/>
+        </w:rPr>
+        <w:t>C</w:t>
+      </w:r>
+      <w:r>
+        <w:rPr>
+          <w:rFonts w:ascii="Times New Roman" w:eastAsia="Times New Roman" w:hAnsi="Times New Roman" w:cs="Times New Roman"/>
+          <w:color w:val="000000" w:themeColor="text1"/>
+          <w:kern w:val="0"/>
+          <w14:ligatures w14:val="none"/>
+        </w:rPr>
+        <w:t>onsistency and precision under nominal on-time operating conditions and routine daily operations.</w:t>
+      </w:r>
+    </w:p>
+    <w:p>
+      <w:pPr>
         <w:numPr>
           <w:ilvl w:val="0"/>
           <w:numId w:val="3"/>
@@ -453,7 +519,7 @@
           <w:kern w:val="0"/>
           <w14:ligatures w14:val="none"/>
         </w:rPr>
-        <w:t>Robustness</w:t>
+        <w:t>Resilience</w:t>
       </w:r>
       <w:r>
         <w:rPr>
@@ -471,16 +537,16 @@
           <w:kern w:val="0"/>
           <w14:ligatures w14:val="none"/>
         </w:rPr>
-        <w:t>C</w:t>
-      </w:r>
-      <w:r>
-        <w:rPr>
-          <w:rFonts w:ascii="Times New Roman" w:eastAsia="Times New Roman" w:hAnsi="Times New Roman" w:cs="Times New Roman"/>
-          <w:color w:val="000000" w:themeColor="text1"/>
-          <w:kern w:val="0"/>
-          <w14:ligatures w14:val="none"/>
-        </w:rPr>
-        <w:t>onsistency and precision under nominal on-time operating conditions and routine daily operations.</w:t>
+        <w:t>Stability</w:t>
+      </w:r>
+      <w:r>
+        <w:rPr>
+          <w:rFonts w:ascii="Times New Roman" w:eastAsia="Times New Roman" w:hAnsi="Times New Roman" w:cs="Times New Roman"/>
+          <w:color w:val="000000" w:themeColor="text1"/>
+          <w:kern w:val="0"/>
+          <w14:ligatures w14:val="none"/>
+        </w:rPr>
+        <w:t>, error boundedness, and speed of recovery after severe exogenous operational disruptions.</w:t>
       </w:r>
     </w:p>
     <w:p>
@@ -507,60 +573,6 @@
           <w:kern w:val="0"/>
           <w14:ligatures w14:val="none"/>
         </w:rPr>
-        <w:t>Resilience</w:t>
-      </w:r>
-      <w:r>
-        <w:rPr>
-          <w:rFonts w:ascii="Times New Roman" w:eastAsia="Times New Roman" w:hAnsi="Times New Roman" w:cs="Times New Roman"/>
-          <w:color w:val="000000" w:themeColor="text1"/>
-          <w:kern w:val="0"/>
-          <w14:ligatures w14:val="none"/>
-        </w:rPr>
-        <w:t xml:space="preserve">: </w:t>
-      </w:r>
-      <w:r>
-        <w:rPr>
-          <w:rFonts w:ascii="Times New Roman" w:eastAsia="Times New Roman" w:hAnsi="Times New Roman" w:cs="Times New Roman"/>
-          <w:color w:val="000000" w:themeColor="text1"/>
-          <w:kern w:val="0"/>
-          <w14:ligatures w14:val="none"/>
-        </w:rPr>
-        <w:t>Stability</w:t>
-      </w:r>
-      <w:r>
-        <w:rPr>
-          <w:rFonts w:ascii="Times New Roman" w:eastAsia="Times New Roman" w:hAnsi="Times New Roman" w:cs="Times New Roman"/>
-          <w:color w:val="000000" w:themeColor="text1"/>
-          <w:kern w:val="0"/>
-          <w14:ligatures w14:val="none"/>
-        </w:rPr>
-        <w:t>, error boundedness, and speed of recovery after severe exogenous operational disruptions.</w:t>
-      </w:r>
-    </w:p>
-    <w:p>
-      <w:pPr>
-        <w:numPr>
-          <w:ilvl w:val="0"/>
-          <w:numId w:val="3"/>
-        </w:numPr>
-        <w:spacing w:after="0" w:line="480" w:lineRule="auto"/>
-        <w:contextualSpacing/>
-        <w:rPr>
-          <w:rFonts w:ascii="Times New Roman" w:eastAsia="Times New Roman" w:hAnsi="Times New Roman" w:cs="Times New Roman"/>
-          <w:color w:val="000000" w:themeColor="text1"/>
-          <w:kern w:val="0"/>
-          <w14:ligatures w14:val="none"/>
-        </w:rPr>
-      </w:pPr>
-      <w:r>
-        <w:rPr>
-          <w:rFonts w:ascii="Times New Roman" w:eastAsia="Times New Roman" w:hAnsi="Times New Roman" w:cs="Times New Roman"/>
-          <w:b/>
-          <w:bCs/>
-          <w:color w:val="000000" w:themeColor="text1"/>
-          <w:kern w:val="0"/>
-          <w14:ligatures w14:val="none"/>
-        </w:rPr>
         <w:t>Generalizability</w:t>
       </w:r>
       <w:r>
@@ -625,25 +637,23 @@
       <w:pPr>
         <w:spacing w:after="0" w:line="480" w:lineRule="auto"/>
         <w:ind w:firstLine="720"/>
-      </w:pPr>
-      <w:r>
-        <w:rPr>
-          <w:rFonts w:ascii="Times New Roman" w:hAnsi="Times New Roman"/>
+        <w:contextualSpacing/>
+        <w:rPr>
+          <w:rFonts w:ascii="Times New Roman" w:hAnsi="Times New Roman" w:cs="Times New Roman"/>
+        </w:rPr>
+      </w:pPr>
+      <w:r>
+        <w:rPr>
+          <w:rFonts w:ascii="Times New Roman" w:hAnsi="Times New Roman" w:cs="Times New Roman"/>
           <w:b/>
         </w:rPr>
         <w:t xml:space="preserve">Independent Variables: </w:t>
       </w:r>
       <w:r>
         <w:rPr>
-          <w:rFonts w:ascii="Times New Roman" w:hAnsi="Times New Roman"/>
-        </w:rPr>
-        <w:t>Scheduled flight departures, actual flight performance data (departure delays, taxi-out queues, tactical cancellations), terminal structure categories, and origin-and-destination passenger ratios</w:t>
-      </w:r>
-      <w:r>
-        <w:rPr>
-          <w:rFonts w:ascii="Times New Roman" w:hAnsi="Times New Roman"/>
-        </w:rPr>
-        <w:t>.</w:t>
+          <w:rFonts w:ascii="Times New Roman" w:hAnsi="Times New Roman" w:cs="Times New Roman"/>
+        </w:rPr>
+        <w:t>Scheduled flight departures, actual flight performance data (departure delays, taxi-out queues, tactical cancellations), terminal structure categories, and origin-and-destination passenger ratios.</w:t>
       </w:r>
       <w:r>
         <w:rPr>
@@ -721,17 +731,21 @@
       <w:pPr>
         <w:spacing w:after="0" w:line="480" w:lineRule="auto"/>
         <w:ind w:firstLine="720"/>
-      </w:pPr>
-      <w:r>
-        <w:rPr>
-          <w:rFonts w:ascii="Times New Roman" w:hAnsi="Times New Roman"/>
+        <w:contextualSpacing/>
+        <w:rPr>
+          <w:rFonts w:ascii="Times New Roman" w:hAnsi="Times New Roman" w:cs="Times New Roman"/>
+        </w:rPr>
+      </w:pPr>
+      <w:r>
+        <w:rPr>
+          <w:rFonts w:ascii="Times New Roman" w:hAnsi="Times New Roman" w:cs="Times New Roman"/>
           <w:b/>
         </w:rPr>
         <w:t xml:space="preserve">Core Research Hypothesis (H1 – Master Asymmetric Trade-Off Hypothesis). </w:t>
       </w:r>
       <w:r>
         <w:rPr>
-          <w:rFonts w:ascii="Times New Roman" w:hAnsi="Times New Roman"/>
+          <w:rFonts w:ascii="Times New Roman" w:hAnsi="Times New Roman" w:cs="Times New Roman"/>
         </w:rPr>
         <w:t>Across the candidate modeling paradigms evaluated following four-tiered purposive filtering (deterministic flight schedules, supervised machine learning, and dynamic two-stage hybrid), no individual approach will prove superior across all three performance measures (robustness, resilience, and generalizability); rather, each modeling paradigm exhibits distinct operational strengths and stark asymmetric trade-offs:</w:t>
       </w:r>
@@ -740,17 +754,21 @@
       <w:pPr>
         <w:spacing w:after="0" w:line="480" w:lineRule="auto"/>
         <w:ind w:firstLine="720"/>
-      </w:pPr>
-      <w:r>
-        <w:rPr>
-          <w:rFonts w:ascii="Times New Roman" w:hAnsi="Times New Roman"/>
+        <w:contextualSpacing/>
+        <w:rPr>
+          <w:rFonts w:ascii="Times New Roman" w:hAnsi="Times New Roman" w:cs="Times New Roman"/>
+        </w:rPr>
+      </w:pPr>
+      <w:r>
+        <w:rPr>
+          <w:rFonts w:ascii="Times New Roman" w:hAnsi="Times New Roman" w:cs="Times New Roman"/>
           <w:b/>
         </w:rPr>
         <w:t xml:space="preserve">Robustness Performance: </w:t>
       </w:r>
       <w:r>
         <w:rPr>
-          <w:rFonts w:ascii="Times New Roman" w:hAnsi="Times New Roman"/>
+          <w:rFonts w:ascii="Times New Roman" w:hAnsi="Times New Roman" w:cs="Times New Roman"/>
         </w:rPr>
         <w:t>Under nominal operating conditions (departure delays &lt; 15 minutes, zero cancellations), machine learning and dynamic hybrid models achieve target robustness (MASE &lt; 0.700), with machine learning delivering a computationally lightweight, Pareto-efficient routine solution with zero feedback compute latency.</w:t>
       </w:r>
@@ -759,17 +777,21 @@
       <w:pPr>
         <w:spacing w:after="0" w:line="480" w:lineRule="auto"/>
         <w:ind w:firstLine="720"/>
-      </w:pPr>
-      <w:r>
-        <w:rPr>
-          <w:rFonts w:ascii="Times New Roman" w:hAnsi="Times New Roman"/>
+        <w:contextualSpacing/>
+        <w:rPr>
+          <w:rFonts w:ascii="Times New Roman" w:hAnsi="Times New Roman" w:cs="Times New Roman"/>
+        </w:rPr>
+      </w:pPr>
+      <w:r>
+        <w:rPr>
+          <w:rFonts w:ascii="Times New Roman" w:hAnsi="Times New Roman" w:cs="Times New Roman"/>
           <w:b/>
         </w:rPr>
         <w:t xml:space="preserve">Resilience Performance: </w:t>
       </w:r>
       <w:r>
         <w:rPr>
-          <w:rFonts w:ascii="Times New Roman" w:hAnsi="Times New Roman"/>
+          <w:rFonts w:ascii="Times New Roman" w:hAnsi="Times New Roman" w:cs="Times New Roman"/>
         </w:rPr>
         <w:t>Under severe operational disruptions (departure delays ≥ 45 minutes or cancellations ≥ 5), the dynamic two-stage hybrid model demonstrates superior resilience (R_MASE ≈ 1.00, TTR &lt; 4.0h) by utilizing live floor error feedback to track stranded passenger crowds, whereas pure machine learning collapses due to the Empty Checkpoint Fallacy.</w:t>
       </w:r>
@@ -778,17 +800,21 @@
       <w:pPr>
         <w:spacing w:after="0" w:line="480" w:lineRule="auto"/>
         <w:ind w:firstLine="720"/>
-      </w:pPr>
-      <w:r>
-        <w:rPr>
-          <w:rFonts w:ascii="Times New Roman" w:hAnsi="Times New Roman"/>
+        <w:contextualSpacing/>
+        <w:rPr>
+          <w:rFonts w:ascii="Times New Roman" w:hAnsi="Times New Roman" w:cs="Times New Roman"/>
+        </w:rPr>
+      </w:pPr>
+      <w:r>
+        <w:rPr>
+          <w:rFonts w:ascii="Times New Roman" w:hAnsi="Times New Roman" w:cs="Times New Roman"/>
           <w:b/>
         </w:rPr>
         <w:t xml:space="preserve">Generalizability Performance: </w:t>
       </w:r>
       <w:r>
         <w:rPr>
-          <w:rFonts w:ascii="Times New Roman" w:hAnsi="Times New Roman"/>
+          <w:rFonts w:ascii="Times New Roman" w:hAnsi="Times New Roman" w:cs="Times New Roman"/>
         </w:rPr>
         <w:t>Under zero-shot cross-airport transfer without local retraining, the deterministic flight schedule model achieves superior generalizability (RTR ≈ 1.00, ΔMASE ≤ 10.0%) due to terminal geometry invariance, whereas hybrid models experience transfer penalties from terminal layout overfitting.</w:t>
       </w:r>
@@ -797,10 +823,14 @@
       <w:pPr>
         <w:spacing w:after="0" w:line="480" w:lineRule="auto"/>
         <w:ind w:firstLine="720"/>
-      </w:pPr>
-      <w:r>
-        <w:rPr>
-          <w:rFonts w:ascii="Times New Roman" w:hAnsi="Times New Roman"/>
+        <w:contextualSpacing/>
+        <w:rPr>
+          <w:rFonts w:ascii="Times New Roman" w:hAnsi="Times New Roman" w:cs="Times New Roman"/>
+        </w:rPr>
+      </w:pPr>
+      <w:r>
+        <w:rPr>
+          <w:rFonts w:ascii="Times New Roman" w:hAnsi="Times New Roman" w:cs="Times New Roman"/>
           <w:highlight w:val="yellow"/>
         </w:rPr>
         <w:lastRenderedPageBreak/>
@@ -1765,23 +1795,27 @@
       <w:pPr>
         <w:spacing w:after="0" w:line="480" w:lineRule="auto"/>
         <w:ind w:firstLine="720"/>
-      </w:pPr>
-      <w:r>
-        <w:rPr>
-          <w:rFonts w:ascii="Times New Roman" w:hAnsi="Times New Roman"/>
+        <w:contextualSpacing/>
+        <w:rPr>
+          <w:rFonts w:ascii="Times New Roman" w:hAnsi="Times New Roman" w:cs="Times New Roman"/>
+        </w:rPr>
+      </w:pPr>
+      <w:r>
+        <w:rPr>
+          <w:rFonts w:ascii="Times New Roman" w:hAnsi="Times New Roman" w:cs="Times New Roman"/>
           <w:b/>
         </w:rPr>
         <w:t xml:space="preserve">Tier 1: Macro Filter (Scale and Congestion Regimes). </w:t>
       </w:r>
       <w:r>
         <w:rPr>
-          <w:rFonts w:ascii="Times New Roman" w:hAnsi="Times New Roman"/>
+          <w:rFonts w:ascii="Times New Roman" w:hAnsi="Times New Roman" w:cs="Times New Roman"/>
         </w:rPr>
         <w:t xml:space="preserve">The macro filter restricts the initial sampling universe to high-volume commercial airfields where heavy passenger traffic </w:t>
       </w:r>
       <w:r>
         <w:rPr>
-          <w:rFonts w:ascii="Times New Roman" w:hAnsi="Times New Roman"/>
+          <w:rFonts w:ascii="Times New Roman" w:hAnsi="Times New Roman" w:cs="Times New Roman"/>
         </w:rPr>
         <w:lastRenderedPageBreak/>
         <w:t>intensity routinely approaches screening capacity, generating the non-linear queuing delays and buffer depletion necessary to train and validate congestion-aware models.</w:t>
@@ -1791,10 +1825,14 @@
       <w:pPr>
         <w:spacing w:after="0" w:line="480" w:lineRule="auto"/>
         <w:ind w:firstLine="720"/>
-      </w:pPr>
-      <w:r>
-        <w:rPr>
-          <w:rFonts w:ascii="Times New Roman" w:hAnsi="Times New Roman"/>
+        <w:contextualSpacing/>
+        <w:rPr>
+          <w:rFonts w:ascii="Times New Roman" w:hAnsi="Times New Roman" w:cs="Times New Roman"/>
+        </w:rPr>
+      </w:pPr>
+      <w:r>
+        <w:rPr>
+          <w:rFonts w:ascii="Times New Roman" w:hAnsi="Times New Roman" w:cs="Times New Roman"/>
           <w:b/>
         </w:rPr>
         <w:t xml:space="preserve">Tier 2: </w:t>
@@ -1802,7 +1840,7 @@
       <w:proofErr w:type="spellStart"/>
       <w:r>
         <w:rPr>
-          <w:rFonts w:ascii="Times New Roman" w:hAnsi="Times New Roman"/>
+          <w:rFonts w:ascii="Times New Roman" w:hAnsi="Times New Roman" w:cs="Times New Roman"/>
           <w:b/>
         </w:rPr>
         <w:t>Meso</w:t>
@@ -1810,28 +1848,28 @@
       <w:proofErr w:type="spellEnd"/>
       <w:r>
         <w:rPr>
-          <w:rFonts w:ascii="Times New Roman" w:hAnsi="Times New Roman"/>
+          <w:rFonts w:ascii="Times New Roman" w:hAnsi="Times New Roman" w:cs="Times New Roman"/>
           <w:b/>
         </w:rPr>
         <w:t xml:space="preserve"> Filter (Airspace Shock Invariance). </w:t>
       </w:r>
       <w:r>
         <w:rPr>
-          <w:rFonts w:ascii="Times New Roman" w:hAnsi="Times New Roman"/>
+          <w:rFonts w:ascii="Times New Roman" w:hAnsi="Times New Roman" w:cs="Times New Roman"/>
         </w:rPr>
         <w:t xml:space="preserve">The </w:t>
       </w:r>
       <w:proofErr w:type="spellStart"/>
       <w:r>
         <w:rPr>
-          <w:rFonts w:ascii="Times New Roman" w:hAnsi="Times New Roman"/>
+          <w:rFonts w:ascii="Times New Roman" w:hAnsi="Times New Roman" w:cs="Times New Roman"/>
         </w:rPr>
         <w:t>meso</w:t>
       </w:r>
       <w:proofErr w:type="spellEnd"/>
       <w:r>
         <w:rPr>
-          <w:rFonts w:ascii="Times New Roman" w:hAnsi="Times New Roman"/>
+          <w:rFonts w:ascii="Times New Roman" w:hAnsi="Times New Roman" w:cs="Times New Roman"/>
         </w:rPr>
         <w:t xml:space="preserve"> filter requires candidate environments to operate concurrent domestic mainline services by American Airlines, Delta Air Lines, and United Airlines under identical regional meteorological and air traffic management conditions, neutralizing exogenous airspace disruption confounders while excluding low-cost carrier churn.</w:t>
       </w:r>
@@ -1840,17 +1878,21 @@
       <w:pPr>
         <w:spacing w:after="0" w:line="480" w:lineRule="auto"/>
         <w:ind w:firstLine="720"/>
-      </w:pPr>
-      <w:r>
-        <w:rPr>
-          <w:rFonts w:ascii="Times New Roman" w:hAnsi="Times New Roman"/>
+        <w:contextualSpacing/>
+        <w:rPr>
+          <w:rFonts w:ascii="Times New Roman" w:hAnsi="Times New Roman" w:cs="Times New Roman"/>
+        </w:rPr>
+      </w:pPr>
+      <w:r>
+        <w:rPr>
+          <w:rFonts w:ascii="Times New Roman" w:hAnsi="Times New Roman" w:cs="Times New Roman"/>
           <w:b/>
         </w:rPr>
         <w:t xml:space="preserve">Tier 3: Micro Filter (Carrier Checkpoint Isolation). </w:t>
       </w:r>
       <w:r>
         <w:rPr>
-          <w:rFonts w:ascii="Times New Roman" w:hAnsi="Times New Roman"/>
+          <w:rFonts w:ascii="Times New Roman" w:hAnsi="Times New Roman" w:cs="Times New Roman"/>
         </w:rPr>
         <w:t>The micro filter restricts analysis to terminal environments where carrier-exclusive gate footprints map directly to dedicated security screening checkpoints, eliminating inter-carrier schedule collinearity and multi-airline passenger crosstalk.</w:t>
       </w:r>
@@ -1859,17 +1901,21 @@
       <w:pPr>
         <w:spacing w:after="0" w:line="480" w:lineRule="auto"/>
         <w:ind w:firstLine="720"/>
-      </w:pPr>
-      <w:r>
-        <w:rPr>
-          <w:rFonts w:ascii="Times New Roman" w:hAnsi="Times New Roman"/>
+        <w:contextualSpacing/>
+        <w:rPr>
+          <w:rFonts w:ascii="Times New Roman" w:hAnsi="Times New Roman" w:cs="Times New Roman"/>
+        </w:rPr>
+      </w:pPr>
+      <w:r>
+        <w:rPr>
+          <w:rFonts w:ascii="Times New Roman" w:hAnsi="Times New Roman" w:cs="Times New Roman"/>
           <w:b/>
         </w:rPr>
         <w:t xml:space="preserve">Tier 4: Factorial Cohort (Orthogonal Factorial Balance). </w:t>
       </w:r>
       <w:r>
         <w:rPr>
-          <w:rFonts w:ascii="Times New Roman" w:hAnsi="Times New Roman"/>
+          <w:rFonts w:ascii="Times New Roman" w:hAnsi="Times New Roman" w:cs="Times New Roman"/>
         </w:rPr>
         <w:t>The factorial cohort establishes a balanced experimental matrix across the legacy carriers and terminal structural archetypes, ensuring factorial symmetry and preventing geographic or facility-specific bias in cross-airport model evaluations.</w:t>
       </w:r>
@@ -2036,12 +2082,23 @@
       <w:pPr>
         <w:spacing w:after="0" w:line="480" w:lineRule="auto"/>
         <w:ind w:firstLine="720"/>
-      </w:pPr>
-      <w:r>
-        <w:rPr>
-          <w:rFonts w:ascii="Times New Roman" w:hAnsi="Times New Roman"/>
-        </w:rPr>
-        <w:t>Secondary operational data are compiled from four primary authorized federal repositories covering the longitudinal study period: Transportation Security Administration (TSA) Freedom of Information Act (FOIA) Security Screening Checkpoint Logs, Bureau of Transportation Statistics (BTS) On-Time Flight Performance records, BTS Form 41 Schedule T-100 Domestic Segment Data, and BTS Origin and Destination Ticket Surveys (DB1B). Together, these longitudinal feeds capture hourly physical screening counts across checkpoint lanes, individual domestic flight movements and delay cause decompositions, aircraft seating configurations and route load factors, and quarterly passenger itinerary connection ratios. Complete repository profiles, entity grains, and operational attributes are detailed in Table A.3 and the Appendix.</w:t>
+        <w:contextualSpacing/>
+        <w:rPr>
+          <w:rFonts w:ascii="Times New Roman" w:hAnsi="Times New Roman" w:cs="Times New Roman"/>
+        </w:rPr>
+      </w:pPr>
+      <w:r>
+        <w:rPr>
+          <w:rFonts w:ascii="Times New Roman" w:hAnsi="Times New Roman" w:cs="Times New Roman"/>
+        </w:rPr>
+        <w:t xml:space="preserve">Secondary operational data are compiled from four primary authorized federal repositories covering the longitudinal study period: Transportation Security Administration (TSA) Freedom of Information Act (FOIA) Security Screening Checkpoint Logs, Bureau of Transportation Statistics (BTS) On-Time Flight Performance records, BTS Form 41 Schedule T-100 Domestic Segment Data, and BTS Origin and Destination Ticket Surveys (DB1B). Together, these longitudinal feeds capture hourly physical screening counts across checkpoint lanes, individual domestic flight movements and delay cause decompositions, aircraft seating configurations and route load factors, and quarterly passenger itinerary connection ratios. Complete repository profiles, entity grains, and operational attributes are detailed in </w:t>
+      </w:r>
+      <w:r>
+        <w:rPr>
+          <w:rFonts w:ascii="Times New Roman" w:hAnsi="Times New Roman" w:cs="Times New Roman"/>
+          <w:highlight w:val="yellow"/>
+        </w:rPr>
+        <w:t>Table A.3 and the Appendix.</w:t>
       </w:r>
     </w:p>
     <w:p>
@@ -2137,12 +2194,23 @@
       <w:pPr>
         <w:spacing w:after="0" w:line="480" w:lineRule="auto"/>
         <w:ind w:firstLine="720"/>
-      </w:pPr>
-      <w:r>
-        <w:rPr>
-          <w:rFonts w:ascii="Times New Roman" w:hAnsi="Times New Roman"/>
-        </w:rPr>
-        <w:t>Data processing follows a sequential pipeline. First, raw BTS and TSA files are exported and parsed using Python on the institutional computing environment. Timestamps are standardized to a uniform operational clock matching local airport solar time. Scheduled overnight checkpoint closures are preserved as true operational structural zeros, and advance cancellations are separated from tactical cancellations to preserve information causality. Lastly, flight departure times are aligned with passenger lead-time assumptions from ACRP Report 40 and merged with hourly TSA throughput intervals to create a final modeling dataset, with the exhaustive ETL data engineering protocol detailed in the Appendix.</w:t>
+        <w:contextualSpacing/>
+        <w:rPr>
+          <w:rFonts w:ascii="Times New Roman" w:hAnsi="Times New Roman" w:cs="Times New Roman"/>
+        </w:rPr>
+      </w:pPr>
+      <w:r>
+        <w:rPr>
+          <w:rFonts w:ascii="Times New Roman" w:hAnsi="Times New Roman" w:cs="Times New Roman"/>
+        </w:rPr>
+        <w:t xml:space="preserve">Data processing follows a sequential pipeline. First, raw BTS and TSA files are exported and parsed using Python on the institutional computing environment. Timestamps are standardized to a uniform operational clock matching local airport solar time. Scheduled overnight checkpoint closures are preserved as true operational structural zeros, and advance cancellations are separated from tactical cancellations to preserve information causality. Lastly, flight departure times are aligned with passenger lead-time assumptions from ACRP Report 40 and merged with hourly TSA throughput intervals to create a final modeling dataset, with the exhaustive ETL data engineering protocol detailed </w:t>
+      </w:r>
+      <w:r>
+        <w:rPr>
+          <w:rFonts w:ascii="Times New Roman" w:hAnsi="Times New Roman" w:cs="Times New Roman"/>
+          <w:highlight w:val="yellow"/>
+        </w:rPr>
+        <w:t>in the Appendix.</w:t>
       </w:r>
     </w:p>
     <w:p>
